--- a/example_articles/states/Arizona/4.states_Arizona_Other_publisher.docx
+++ b/example_articles/states/Arizona/4.states_Arizona_Other_publisher.docx
@@ -27,17 +27,17 @@
     </w:p>
     <w:p>
       <w:r>
-        <w:t>Source File: Other publishers/Files (500) (18).DOCX</w:t>
+        <w:t>Source file: Other publishers/Files (500) (18).DOCX</w:t>
       </w:r>
     </w:p>
     <w:p>
       <w:r>
-        <w:t>Raw locations result: ['Arizona']</w:t>
+        <w:t>Raw locations result, 'locations': ['Arizona']</w:t>
       </w:r>
     </w:p>
     <w:p>
       <w:r>
-        <w:t>states_stand_flat (Standardized): Arizona</w:t>
+        <w:t>Standardized locations result, 'states_stand_flat': Arizona</w:t>
       </w:r>
     </w:p>
     <w:p>

--- a/example_articles/states/Arizona/4.states_Arizona_Other_publisher.docx
+++ b/example_articles/states/Arizona/4.states_Arizona_Other_publisher.docx
@@ -7,7 +7,9 @@
         <w:pStyle w:val="Heading1"/>
       </w:pPr>
       <w:r>
-        <w:t>Duke candidacy feeds a frenzy of voter registration</w:t>
+        <w:t>OFF-BEAT ARIZONA;</w:t>
+        <w:br/>
+        <w:t xml:space="preserve"> High country's beauty shines in off-season</w:t>
       </w:r>
     </w:p>
     <w:p>
@@ -17,17 +19,17 @@
     </w:p>
     <w:p>
       <w:r>
-        <w:t>Date: 1991-10-24</w:t>
+        <w:t>Date: 1991-10-20</w:t>
       </w:r>
     </w:p>
     <w:p>
       <w:r>
-        <w:t>Section: NEWS; Pg. 8A</w:t>
+        <w:t>Section: Travel; Pg. 1G</w:t>
       </w:r>
     </w:p>
     <w:p>
       <w:r>
-        <w:t>Source file: Other publishers/Files (500) (18).DOCX</w:t>
+        <w:t>Source file: Other publishers/Files (500) (30).DOCX</w:t>
       </w:r>
     </w:p>
     <w:p>
@@ -49,35 +51,79 @@
     </w:p>
     <w:p>
       <w:r>
-        <w:t>More than 64,000 Louisianans stampeded county offices this week in a frantic dash to register to vote, for or against David Duke, the former Ku Klux Klan wizard in a governor's race tumultuous even by Louisiana standards.</w:t>
+        <w:t>Think of Arizona solely for sprawling, smoggy Phoenix and snowbirds baking in the desert sun?</w:t>
         <w:br/>
-        <w:t>Duke, a Republican state legislator denounced as a racist by state and national GOP officials, finished second in Saturday's primary, qualifying for the Nov. 16 runoff against former Democratic Gov. Edwin Edwards.</w:t>
+        <w:t xml:space="preserve"> Think again - but about Northern Arizona.</w:t>
         <w:br/>
-        <w:t>Before voter registration ended Tuesday, people waited in line for hours in 80-degree heat, registrars were overwhelmed and police were called to keep order. Fights broke out between pro- and anti-Duke forces.</w:t>
+        <w:t xml:space="preserve"> We spent a day last February cross-country skiing north of Flagstaff on a hilly, wooded course blanketed by more snow than the barren Twin Cities.</w:t>
         <w:br/>
-        <w:t>''Nothing like this has ever happened in Louisiana,'' Commissioner of Elections Jerry Fowler said Wednesday about a record 64,500 new voters signed up in two days.</w:t>
+        <w:t xml:space="preserve"> Earlier, we toured the austerely beautiful red rock country of Sedona, long a holy place for American Indians that has become a Mecca for New Age devotees in search of "earth energy."</w:t>
         <w:br/>
-        <w:t>At Southern University, a predominantly black school in Baton Rouge, student leaders urged students to skip classes to register so they could vote against Duke. At least 2,000 of the school's 10,000 students did.</w:t>
+        <w:t xml:space="preserve"> And we witnessed a glorious sunrise at the south rim of the Grand Canyon in cool, clement weather. Only a few other tourists were in sight for miles.</w:t>
         <w:br/>
-        <w:t>In predominantly black Orleans Parish (Louisiana's term for county), officials registered 11,200 people in two days - in a parish with 274,000 voters. ''Ordinarily we'd get a couple hundred,'' said Bob Pierce, deputy registrar.</w:t>
+        <w:t>Let's leave Phoenix in the rearview mirror and head north in an off-season tour of Arizona high country.</w:t>
         <w:br/>
-        <w:t>From ''over the counter'' conversation, he said, it appeared most were anti-Duke.</w:t>
+        <w:t xml:space="preserve"> Sedona, named for the wife of its first postmaster in the late 1800s, sits in the middle of a 500-square-mile region that starts about 100 miles north of Phoenix. It encompasses Sedona village about 8 miles west of Interstate Hwy. 17, the surrounding Red Rock territory, the town of Oak Creek and canyon country to the north.</w:t>
         <w:br/>
-        <w:t>In Jefferson Parish, which includes predominantly white working-class suburbs surrounding New Orleans, 7,450 people signed up in two days. But the registration of black residents also quadrupled.</w:t>
+        <w:t xml:space="preserve"> A pretty layover for tourists traveling between Phoenix and the Grand Canyon, Sedona was a secret for many years.  But in the past decade it has grown rapidly - to the chagrin of some natives - on its strength as a growing arts community, an area that never gets too hot or cold, a home to diverse flora and wildlife, and a hot spot for New Agers.</w:t>
         <w:br/>
-        <w:t>'The black churches were bringing them in by the busload,'' registrar Sam Altobello said. ''This is the largest black registration I've seen in my 21 years here.''</w:t>
+        <w:t xml:space="preserve"> Rising in elevation to 7,100 feet above sea level, the Sedona area starts with sparse grasslands at the south and moves into high ponderosa pine-fir forests cut by bubbling brooks along the canyon's north end.</w:t>
         <w:br/>
-        <w:t>The lines were so long that registrars worked until 2: 30 a.m. ''People were waiting so long they sent someone out for six packs and (things) got unruly'' between Duke's supporters and critics, Altobello said. ''We had eight police here to keep order.''</w:t>
+        <w:t xml:space="preserve"> Red Rock is distinguished by buttes and jagged formations thrust into the sky. They were formed by millions of years of erosion and weather.</w:t>
         <w:br/>
-        <w:t>At Louisiana State University, a predominantly white school, black students are especially ''scared'' that Duke could win, said student president Laurie White.</w:t>
+        <w:t xml:space="preserve"> Myriad cowboy movies were filmed in the area until the 1960s. Where the John Wayne types bounded around for decades in video shoot-'em-ups is hallowed ground to Indians who lived in the region for thousands of years before immigrants with Winchester rifles and mining picks arrived. They, along with the U.S. Army, pushed the Indians out in a few short decades.</w:t>
         <w:br/>
-        <w:t>But she said many others, white and black, are in a quandary about what to do, forced to choose between Duke and Edwards, who was tried and acquitted of corruption charges during his last administration.</w:t>
+        <w:t xml:space="preserve"> The latest rage is not mining but New Age thinking.</w:t>
         <w:br/>
+        <w:t xml:space="preserve"> Many of the Yavapai and Tonto Apache Indians, who still populate the area, are bemused by the recent interest of whites who seek energy and spiritual strength from the red rock formations that have names such as Teapot, Chimney Rock and Devil's Bridge.</w:t>
         <w:br/>
-        <w:t>Notes</w:t>
+        <w:t xml:space="preserve"> It is around these age-old formations, often referred to as "vortexes," that those in quest of higher spiritual energy and sensitivity congregate.</w:t>
         <w:br/>
+        <w:t xml:space="preserve"> "An up-flow vortex is the best for consciousness expansion, touching oneness with the infinite and some forms of future sensing," writes Pete A. Sanders Jr., a biomedical chemistry graduate of the Massachusetts Institute of Technology who runs an organization called the Free Soul Psychic Education Program based in Sedona. "An inflow vortex is best for introspection, the resolution of old conflicts and past-life remembrance."</w:t>
         <w:br/>
-        <w:t>ELECTIONS '91</w:t>
+        <w:t xml:space="preserve"> Redondo, a half-Indian guide who lives in the area, dismisses the New Agers as ever-searching yuppies who have twisted in their direction the age-old Indian regard for the area as a sanctuary in which they honor the spirits, the earth and nature.</w:t>
+        <w:br/>
+        <w:t xml:space="preserve"> "Some people claim they can feel the energy," said Grizzly, a displaced Pennsylvanian who gives tours of the area at $ 25 per person for Red Rock Jeep Tours. "This whole area, I think, would be a vortex."</w:t>
+        <w:br/>
+        <w:t xml:space="preserve"> With Grizzly at his jeep's helm, we took the Soldier Pass Trail in a slow but steep - buckle up and hang on - ride through the Red Rocks to Devil's Kitchen and Apaches' Seven Sacred Pools.</w:t>
+        <w:br/>
+        <w:t xml:space="preserve"> It was in this area in 1873-74 that General George Crook hunted down the last of the Apaches who resisted deportation to reservations many miles away.</w:t>
+        <w:br/>
+        <w:t xml:space="preserve"> After holding out for months, the Apaches starved that winter when Indian scouts for the Army destroyed their food caches hidden in rocky coves. The sorrowful campaign culminated in the infamous "Trail of Tears," a forced march from the Camp Verde Reservation to the San Carlos Reservation about 200 miles east.</w:t>
+        <w:br/>
+        <w:t xml:space="preserve"> Military might was not new to the area in the 1800s.</w:t>
+        <w:br/>
+        <w:t xml:space="preserve"> According to the book "Sedona" by John F. Hoffman, the first white men to visit the area may have been part of a 1583 Spanish military expedition in search of silver and other precious metals. The land was held by Mexico until 1848 when it was ceded along with the rest of the American West after the Mexican-American War.</w:t>
+        <w:br/>
+        <w:t xml:space="preserve"> The "Greater Sedona" metropolitan area now boasts a population of about 10,000 and an amalgam of galleries, restaurants, tourist shops and tour agencies, lodgings and even a few golf courses. If you get tired of trekking, you can sample the work of 400 to 500 artists and other crafts people. Their unofficial headquarters is the spacious Sedona Art Center, also home to a bevy of scheduled performing arts. Or visit a few of the New Age head shops where the metaphysical types turn on to psychic energy, crystals or just plain inspiration - not drugs.</w:t>
+        <w:br/>
+        <w:t xml:space="preserve"> You can also tour the area by plane, balloon or horseback. But the more exotic transports cost big money. Staying on hoof and away from the pricier tourist shops will best let you enjoy the solitude and austere beauty of the area.  The hourlong Red Rock jeep tour we took cost $ 25 per person and was a good introduction to the area.</w:t>
+        <w:br/>
+        <w:t xml:space="preserve"> You can find a good hotel room in the area for $ 50 to $ 150 per night, complete with golf and tennis. On winter days the temperature averages a sunny 55 to 60 degrees.</w:t>
+        <w:br/>
+        <w:t xml:space="preserve"> We pushed on at the end of the day to Flagstaff, a city of about 100,000.  There are no metaphysical goings on in this rough-cut business center. It has been the railroad hub of the region since the first track was laid in 1882.</w:t>
+        <w:br/>
+        <w:t xml:space="preserve"> The historic downtown, which is in the throes of a welcome renovation, retains its heritage of 1900-vintage low-rise buildings as the core of its commercial and social life.</w:t>
+        <w:br/>
+        <w:t xml:space="preserve"> For example, the Santa Fe Depot is a 1 1/2 -story Tudor Revival passenger depot built in 1926 to accommodate burgeoning tourism. Two Amtrak trains stop there each day. The nearby Bank Hotel, built in 1888 of local sandstone, is one of the oldest intact structures in town.</w:t>
+        <w:br/>
+        <w:t xml:space="preserve"> Flagstaff boasts the world-famous Lowell Observatory on the campus of Northern Arizona University and a healthy Indian arts community. It owes its existence to the miners, loggers and rail hands who came to exploit the ponderosa pine forest.  It's a working-class town where ethnic variety and a college culture keep the nightlife diverse, but inexpensive.</w:t>
+        <w:br/>
+        <w:t xml:space="preserve"> Good accommodations are ample, particularly during the winter, and available for two for $ 40 and up.</w:t>
+        <w:br/>
+        <w:t xml:space="preserve"> Good cross-country and downhill skiing is found in the San Francisco Mountains about 20 miles north of town. Forty kilometers of trails traverse the Flagstaff Nordic Center outside town, which operates seven days a week.  There's also limited night skiing.</w:t>
+        <w:br/>
+        <w:t xml:space="preserve"> At 8,000 feet and boasting some challenging hills, it's a beautiful course with stunning mountain vistas.  The tougher parts of the course prove exhilarating for the intermediate skier; easy, flatter trails accommodate the less experienced.</w:t>
+        <w:br/>
+        <w:t xml:space="preserve"> Flagstaff also serves as launchpad to that venerable and unforgettable American spectacle, the Grand Canyon. In good weather, it's about two hours to the southern lip. We left about 4:30 a.m. on a February morning and arrived to watch the dawn.</w:t>
+        <w:br/>
+        <w:t xml:space="preserve"> A pink hue of day precedes the slow-rising golden sun lifting off the east rim of the canyon. The light casts exaggerated shadows across the cuts and crevices along the inner walls of the country's biggest gully.</w:t>
+        <w:br/>
+        <w:t xml:space="preserve"> Almost as amazing as the view was the lack of tourists. I remember, as a 9-year-old, the crowds lining the fence one hot midday in August 1963. Looking both ways as far as I could see at 7 a.m. last February, I counted fewer than 50 people stretched sparsely along the eastern edge. The temperature was a chilly but manageable 32 degrees.</w:t>
+        <w:br/>
+        <w:t xml:space="preserve"> A couple of Gray Line buses, which provide daily tours of the canyon from Flagstaff for $ 32, arrived around 8 a.m. with several dozen delighted tourists.</w:t>
+        <w:br/>
+        <w:t xml:space="preserve"> Without looking around, you wouldn't know if there were a thousand people present or one. Most stand quietly in awe, scanning the expanse and looking more than a mile down at the Colorado River, seemingly a trickle as it snakes along its path through the chiseled rock.</w:t>
         <w:br/>
         <w:br/>
         <w:t>Graphic</w:t>
@@ -85,11 +131,7 @@
         <w:br/>
         <w:t xml:space="preserve"> </w:t>
         <w:br/>
-        <w:t>PHOTO; b/w, Bill Haber, AP</w:t>
-        <w:br/>
-        <w:t xml:space="preserve"> </w:t>
-        <w:br/>
-        <w:t>CUTLINE: HEAVY TURNOUT: Voter registrar Geraldine Goutierez, right, swears in new voters in New Orleans Tuesday.</w:t>
+        <w:t>Photograph</w:t>
       </w:r>
     </w:p>
     <w:sectPr>

--- a/example_articles/states/Arizona/4.states_Arizona_Other_publisher.docx
+++ b/example_articles/states/Arizona/4.states_Arizona_Other_publisher.docx
@@ -7,9 +7,7 @@
         <w:pStyle w:val="Heading1"/>
       </w:pPr>
       <w:r>
-        <w:t>OFF-BEAT ARIZONA;</w:t>
-        <w:br/>
-        <w:t xml:space="preserve"> High country's beauty shines in off-season</w:t>
+        <w:t>Volunteers fill gaps for Ariz. police; Areas where population growth is outpacing law enforcement get help from Citizens on Patrol</w:t>
       </w:r>
     </w:p>
     <w:p>
@@ -19,17 +17,17 @@
     </w:p>
     <w:p>
       <w:r>
-        <w:t>Date: 1991-10-20</w:t>
+        <w:t>Date: 2007-04-09</w:t>
       </w:r>
     </w:p>
     <w:p>
       <w:r>
-        <w:t>Section: Travel; Pg. 1G</w:t>
+        <w:t>Section: NEWS; Pg. 3A</w:t>
       </w:r>
     </w:p>
     <w:p>
       <w:r>
-        <w:t>Source file: Other publishers/Files (500) (30).DOCX</w:t>
+        <w:t>Source file: Other publishers/Files (500) (23).DOCX</w:t>
       </w:r>
     </w:p>
     <w:p>
@@ -51,79 +49,55 @@
     </w:p>
     <w:p>
       <w:r>
-        <w:t>Think of Arizona solely for sprawling, smoggy Phoenix and snowbirds baking in the desert sun?</w:t>
+        <w:t>GOLD CANYON, Ariz. -- In the fastest-growing county in the fastest-growing state, volunteers are pitching in to patrol streets as the surging population outstrips police budgets.</w:t>
         <w:br/>
-        <w:t xml:space="preserve"> Think again - but about Northern Arizona.</w:t>
+        <w:t>Pinal County, a  swath of Arizona desert between Tucson and Phoenix roughly the size of Connecticut, has grown 51% since 2000 to a population of 271,059, according to the latest Census reports. Phoenix's sprawl reached Pinal County five years ago and overwhelmed local officials. Sheriff Chris Vasquez says his 250 deputies are 175 short of the staff he needs.</w:t>
         <w:br/>
-        <w:t xml:space="preserve"> We spent a day last February cross-country skiing north of Flagstaff on a hilly, wooded course blanketed by more snow than the barren Twin Cities.</w:t>
+        <w:t>"We didn't have the infrastructure -- roads, law enforcement and fire," says Lt. Doug Brown, commander of the Gold Canyon substation 35 miles east of Phoenix. "It outgrew us too quick. Poor planning, I guess you would say. We're trying to play catch-up now."</w:t>
         <w:br/>
-        <w:t xml:space="preserve"> Earlier, we toured the austerely beautiful red rock country of Sedona, long a holy place for American Indians that has become a Mecca for New Age devotees in search of "earth energy."</w:t>
+        <w:t>One response is Citizens on Patrol -- 31 volunteers here in Gold Canyon. The members, mostly retirees, wear distinctive blue golf shirts and drive a cast-off patrol car in this quiet, wealthy community of 22,000.</w:t>
         <w:br/>
-        <w:t xml:space="preserve"> And we witnessed a glorious sunrise at the south rim of the Grand Canyon in cool, clement weather. Only a few other tourists were in sight for miles.</w:t>
+        <w:t>Half of Gold Canyon's deputies recently were transferred 19 miles south to serve booming new working-class communities totaling 80,000 people, where officers "keep busy with family fights, thefts, burglaries, traffic offenses, carrying concealed weapons, assaults," Brown says. "With all the tremendous growth, we just wouldn't be able to operate without the volunteers."</w:t>
         <w:br/>
-        <w:t>Let's leave Phoenix in the rearview mirror and head north in an off-season tour of Arizona high country.</w:t>
+        <w:t>Lacking a siren, weapons, badges or arrest powers, the volunteers are ordered to shun confrontations. They radio suspicious doings to a dispatcher, who summons deputies. They sometimes wield a radar gun to nail speeders, but offenders get mailed warnings, not tickets.</w:t>
         <w:br/>
-        <w:t xml:space="preserve"> Sedona, named for the wife of its first postmaster in the late 1800s, sits in the middle of a 500-square-mile region that starts about 100 miles north of Phoenix. It encompasses Sedona village about 8 miles west of Interstate Hwy. 17, the surrounding Red Rock territory, the town of Oak Creek and canyon country to the north.</w:t>
+        <w:t>Maintaining an apparent police presence with unarmed volunteers deters crime, says Lionel Ruiz, chairman of the Pinal County Board of Supervisors. "What do you do when you see a police car on the highway, even when you're going at a proper speed? You step on the brake."</w:t>
         <w:br/>
-        <w:t xml:space="preserve"> A pretty layover for tourists traveling between Phoenix and the Grand Canyon, Sedona was a secret for many years.  But in the past decade it has grown rapidly - to the chagrin of some natives - on its strength as a growing arts community, an area that never gets too hot or cold, a home to diverse flora and wildlife, and a hot spot for New Agers.</w:t>
+        <w:t>Reported crime down 50%</w:t>
         <w:br/>
-        <w:t xml:space="preserve"> Rising in elevation to 7,100 feet above sea level, the Sedona area starts with sparse grasslands at the south and moves into high ponderosa pine-fir forests cut by bubbling brooks along the canyon's north end.</w:t>
+        <w:t>Brown credits Citizens on Patrol with slashing reported crime 50% since September. Vasquez says he'll expand the concept to two larger communities. "It's added visibility for us. It's extra eyes and ears," he says. "And as people who live in these neighborhoods, they're in the best position to know what doesn't belong there."</w:t>
         <w:br/>
-        <w:t xml:space="preserve"> Red Rock is distinguished by buttes and jagged formations thrust into the sky. They were formed by millions of years of erosion and weather.</w:t>
+        <w:t>Half of Arizona's law enforcement agencies have turned to citizen patrols, says Arthur Femister, president of the California-based National Association Citizens on Patrol. It started in New York City in 1950 and has spurted recently to 100,000 volunteers in 3,000 units nationwide, he says.</w:t>
         <w:br/>
-        <w:t xml:space="preserve"> Myriad cowboy movies were filmed in the area until the 1960s. Where the John Wayne types bounded around for decades in video shoot-'em-ups is hallowed ground to Indians who lived in the region for thousands of years before immigrants with Winchester rifles and mining picks arrived. They, along with the U.S. Army, pushed the Indians out in a few short decades.</w:t>
+        <w:t>The Sept. 11, 2001, terrorist attacks were a spur in recruiting volunteers, Femister says. Sun Belt growth like Arizona's is another big factor. California, Florida and Texas have the most volunteer units, he says.</w:t>
         <w:br/>
-        <w:t xml:space="preserve"> The latest rage is not mining but New Age thinking.</w:t>
+        <w:t>Starting a two-hour shift here, Rick Reynolds climbs into the volunteer program's Ford Taurus with partner Bob Meinecke. Reynolds radios their identification numbers to the dispatcher 25 miles south in the county seat of Florence.</w:t>
         <w:br/>
-        <w:t xml:space="preserve"> Many of the Yavapai and Tonto Apache Indians, who still populate the area, are bemused by the recent interest of whites who seek energy and spiritual strength from the red rock formations that have names such as Teapot, Chimney Rock and Devil's Bridge.</w:t>
+        <w:t>"Citizens on Patrol 38 and 36. We are 10-7 out here at Gold Canyon," Reynolds says in police code.</w:t>
         <w:br/>
-        <w:t xml:space="preserve"> It is around these age-old formations, often referred to as "vortexes," that those in quest of higher spiritual energy and sensitivity congregate.</w:t>
+        <w:t>The dispatcher politely tells Reynolds that the correct code for "in service" is 10-8. She reminds him that 10-7 means "out of service."</w:t>
         <w:br/>
-        <w:t xml:space="preserve"> "An up-flow vortex is the best for consciousness expansion, touching oneness with the infinite and some forms of future sensing," writes Pete A. Sanders Jr., a biomedical chemistry graduate of the Massachusetts Institute of Technology who runs an organization called the Free Soul Psychic Education Program based in Sedona. "An inflow vortex is best for introspection, the resolution of old conflicts and past-life remembrance."</w:t>
+        <w:t>"I'm sorry. 10-8," he says.</w:t>
         <w:br/>
-        <w:t xml:space="preserve"> Redondo, a half-Indian guide who lives in the area, dismisses the New Agers as ever-searching yuppies who have twisted in their direction the age-old Indian regard for the area as a sanctuary in which they honor the spirits, the earth and nature.</w:t>
+        <w:t>It's hard to blame Reynolds, 48, for the lapse in lingo. Before he retired as a General Motors test driver in Fenton, Mich., and moved here in November, "I never had any thought about being in any kind of police work," he says. Reynolds read about the need for volunteers and signed up.</w:t>
         <w:br/>
-        <w:t xml:space="preserve"> "Some people claim they can feel the energy," said Grizzly, a displaced Pennsylvanian who gives tours of the area at $ 25 per person for Red Rock Jeep Tours. "This whole area, I think, would be a vortex."</w:t>
+        <w:t>Volunteers receive eight hours of classroom training and an evasive-driving course. Reynolds says he enjoys patrolling so much that he'd like to apply to be a deputy. "Talking my wife into it is another thing," he says.</w:t>
         <w:br/>
-        <w:t xml:space="preserve"> With Grizzly at his jeep's helm, we took the Soldier Pass Trail in a slow but steep - buckle up and hang on - ride through the Red Rocks to Devil's Kitchen and Apaches' Seven Sacred Pools.</w:t>
+        <w:t>The Taurus has clocked more than 100,000 miles and is no longer safe at high speeds, Vasquez says. The volunteers who have shared the car since the program started in September may get a second car when their numbers reach a soon-expected 65, Brown says.</w:t>
         <w:br/>
-        <w:t xml:space="preserve"> It was in this area in 1873-74 that General George Crook hunted down the last of the Apaches who resisted deportation to reservations many miles away.</w:t>
+        <w:t>"I enjoy living in a very safe community," says Meinecke, 68, a retired businessman who moved here from Scottsdale, Ariz., 12 years ago.</w:t>
         <w:br/>
-        <w:t xml:space="preserve"> After holding out for months, the Apaches starved that winter when Indian scouts for the Army destroyed their food caches hidden in rocky coves. The sorrowful campaign culminated in the infamous "Trail of Tears," a forced march from the Camp Verde Reservation to the San Carlos Reservation about 200 miles east.</w:t>
+        <w:t>'Boring is good'</w:t>
         <w:br/>
-        <w:t xml:space="preserve"> Military might was not new to the area in the 1800s.</w:t>
+        <w:t>Meinecke drives the car out of the station. The partners slowly troll gleaming shopping centers and residential neighborhoods at the foot of the Superstition Mountains.</w:t>
         <w:br/>
-        <w:t xml:space="preserve"> According to the book "Sedona" by John F. Hoffman, the first white men to visit the area may have been part of a 1583 Spanish military expedition in search of silver and other precious metals. The land was held by Mexico until 1848 when it was ceded along with the rest of the American West after the Mexican-American War.</w:t>
+        <w:t>A big local crime problem is car break-ins to steal stereos, Brown says. Reynolds and Meinecke check parked cars for smashed windows. They check vacant stores that copper thieves might target. Waved into a gated development of multimillion-dollar homes, they look for signs of burglary.</w:t>
         <w:br/>
-        <w:t xml:space="preserve"> The "Greater Sedona" metropolitan area now boasts a population of about 10,000 and an amalgam of galleries, restaurants, tourist shops and tour agencies, lodgings and even a few golf courses. If you get tired of trekking, you can sample the work of 400 to 500 artists and other crafts people. Their unofficial headquarters is the spacious Sedona Art Center, also home to a bevy of scheduled performing arts. Or visit a few of the New Age head shops where the metaphysical types turn on to psychic energy, crystals or just plain inspiration - not drugs.</w:t>
+        <w:t>The action that volunteers have seen here is modest. Brown credits them with getting information from witnesses that led to a man's arrest on charges of stealing coin machines from a car wash.</w:t>
         <w:br/>
-        <w:t xml:space="preserve"> You can also tour the area by plane, balloon or horseback. But the more exotic transports cost big money. Staying on hoof and away from the pricier tourist shops will best let you enjoy the solitude and austere beauty of the area.  The hourlong Red Rock jeep tour we took cost $ 25 per person and was a good introduction to the area.</w:t>
+        <w:t>Some other past reports: A woman ran over three javelinas, and volunteers had to tote the dying piglike animals off the highway. A motorcyclist was urinating alongside the road. A woman reported that a man was stealing saguaro cactuses in the desert, an offense carrying a $10,000 fine.</w:t>
         <w:br/>
-        <w:t xml:space="preserve"> You can find a good hotel room in the area for $ 50 to $ 150 per night, complete with golf and tennis. On winter days the temperature averages a sunny 55 to 60 degrees.</w:t>
-        <w:br/>
-        <w:t xml:space="preserve"> We pushed on at the end of the day to Flagstaff, a city of about 100,000.  There are no metaphysical goings on in this rough-cut business center. It has been the railroad hub of the region since the first track was laid in 1882.</w:t>
-        <w:br/>
-        <w:t xml:space="preserve"> The historic downtown, which is in the throes of a welcome renovation, retains its heritage of 1900-vintage low-rise buildings as the core of its commercial and social life.</w:t>
-        <w:br/>
-        <w:t xml:space="preserve"> For example, the Santa Fe Depot is a 1 1/2 -story Tudor Revival passenger depot built in 1926 to accommodate burgeoning tourism. Two Amtrak trains stop there each day. The nearby Bank Hotel, built in 1888 of local sandstone, is one of the oldest intact structures in town.</w:t>
-        <w:br/>
-        <w:t xml:space="preserve"> Flagstaff boasts the world-famous Lowell Observatory on the campus of Northern Arizona University and a healthy Indian arts community. It owes its existence to the miners, loggers and rail hands who came to exploit the ponderosa pine forest.  It's a working-class town where ethnic variety and a college culture keep the nightlife diverse, but inexpensive.</w:t>
-        <w:br/>
-        <w:t xml:space="preserve"> Good accommodations are ample, particularly during the winter, and available for two for $ 40 and up.</w:t>
-        <w:br/>
-        <w:t xml:space="preserve"> Good cross-country and downhill skiing is found in the San Francisco Mountains about 20 miles north of town. Forty kilometers of trails traverse the Flagstaff Nordic Center outside town, which operates seven days a week.  There's also limited night skiing.</w:t>
-        <w:br/>
-        <w:t xml:space="preserve"> At 8,000 feet and boasting some challenging hills, it's a beautiful course with stunning mountain vistas.  The tougher parts of the course prove exhilarating for the intermediate skier; easy, flatter trails accommodate the less experienced.</w:t>
-        <w:br/>
-        <w:t xml:space="preserve"> Flagstaff also serves as launchpad to that venerable and unforgettable American spectacle, the Grand Canyon. In good weather, it's about two hours to the southern lip. We left about 4:30 a.m. on a February morning and arrived to watch the dawn.</w:t>
-        <w:br/>
-        <w:t xml:space="preserve"> A pink hue of day precedes the slow-rising golden sun lifting off the east rim of the canyon. The light casts exaggerated shadows across the cuts and crevices along the inner walls of the country's biggest gully.</w:t>
-        <w:br/>
-        <w:t xml:space="preserve"> Almost as amazing as the view was the lack of tourists. I remember, as a 9-year-old, the crowds lining the fence one hot midday in August 1963. Looking both ways as far as I could see at 7 a.m. last February, I counted fewer than 50 people stretched sparsely along the eastern edge. The temperature was a chilly but manageable 32 degrees.</w:t>
-        <w:br/>
-        <w:t xml:space="preserve"> A couple of Gray Line buses, which provide daily tours of the canyon from Flagstaff for $ 32, arrived around 8 a.m. with several dozen delighted tourists.</w:t>
-        <w:br/>
-        <w:t xml:space="preserve"> Without looking around, you wouldn't know if there were a thousand people present or one. Most stand quietly in awe, scanning the expanse and looking more than a mile down at the Colorado River, seemingly a trickle as it snakes along its path through the chiseled rock.</w:t>
+        <w:t xml:space="preserve">On a recent 90-degree day, the streets are peaceful. "In this job, boring is good," Meinecke says. "It means you're making an impact." </w:t>
         <w:br/>
         <w:br/>
         <w:t>Graphic</w:t>
@@ -131,7 +105,9 @@
         <w:br/>
         <w:t xml:space="preserve"> </w:t>
         <w:br/>
-        <w:t>Photograph</w:t>
+        <w:t>GRAPHICS, B/W, USA TODAY, Source: ESRI (Map)</w:t>
+        <w:br/>
+        <w:t>PHOTO, B/W, David Wallace, The Arizona Republic for USA TODAY (2)</w:t>
       </w:r>
     </w:p>
     <w:sectPr>
